--- a/companies/ashcombe-advisory/Engagements/Barrera Group/2017.02.18 - Kickoff Memo - Corporate Positioning.docx
+++ b/companies/ashcombe-advisory/Engagements/Barrera Group/2017.02.18 - Kickoff Memo - Corporate Positioning.docx
@@ -3,22 +3,20 @@
 <w:document xmlns:wpc="http://schemas.microsoft.com/office/word/2010/wordprocessingCanvas" xmlns:mo="http://schemas.microsoft.com/office/mac/office/2008/main" xmlns:mc="http://schemas.openxmlformats.org/markup-compatibility/2006" xmlns:mv="urn:schemas-microsoft-com:mac:vml" xmlns:o="urn:schemas-microsoft-com:office:office" xmlns:r="http://schemas.openxmlformats.org/officeDocument/2006/relationships" xmlns:m="http://schemas.openxmlformats.org/officeDocument/2006/math" xmlns:v="urn:schemas-microsoft-com:vml" xmlns:wp14="http://schemas.microsoft.com/office/word/2010/wordprocessingDrawing" xmlns:wp="http://schemas.openxmlformats.org/drawingml/2006/wordprocessingDrawing" xmlns:w10="urn:schemas-microsoft-com:office:word" xmlns:w="http://schemas.openxmlformats.org/wordprocessingml/2006/main" xmlns:w14="http://schemas.microsoft.com/office/word/2010/wordml" xmlns:wpg="http://schemas.microsoft.com/office/word/2010/wordprocessingGroup" xmlns:wpi="http://schemas.microsoft.com/office/word/2010/wordprocessingInk" xmlns:wne="http://schemas.microsoft.com/office/word/2006/wordml" xmlns:wps="http://schemas.microsoft.com/office/word/2010/wordprocessingShape" mc:Ignorable="w14 wp14">
   <w:body>
     <w:p>
+      <w:pPr>
+        <w:pStyle w:val="Heading1"/>
+      </w:pPr>
       <w:r>
-        <w:t>To: Corporate Positioning engagement team</w:t>
-        <w:br/>
-        <w:t>From: Daniel Valenzuela</w:t>
-        <w:br/>
-        <w:t>Re: Kickoff, Corporate Positioning for Barrera Group</w:t>
+        <w:t>Memorandum</w:t>
       </w:r>
     </w:p>
     <w:p>
       <w:r>
-        <w:t>We are under way on the corporate positioning work for Barrera Group, with our start set at February 15, 2017. The aim is a clear, defensible account of the company for the audiences that matter to it, and the language to carry that account through the announcements ahead. This memo sets out how the work divides and what each of us picks up first, so nobody waits on a hand-off that was never assigned.</w:t>
-      </w:r>
-    </w:p>
-    <w:p>
-      <w:r>
-        <w:t>A word on how we will run it. We keep the account small and written down early, we route everything client-facing through one contact, and we log what we send so the record stays in order as the volume grows. None of that is new to us, but it is worth stating once at the start.</w:t>
+        <w:t>To: Julie Hill; Christopher Walton; Michelle Rose; Lisa Flores; Pamela Rojas</w:t>
+        <w:br/>
+        <w:t>From: Daniel Valenzuela</w:t>
+        <w:br/>
+        <w:t>Re: Corporate positioning for Barrera Group: kickoff and work plan</w:t>
       </w:r>
     </w:p>
     <w:p>
@@ -26,7 +24,30 @@
         <w:pStyle w:val="Heading2"/>
       </w:pPr>
       <w:r>
-        <w:t>How the work divides</w:t>
+        <w:t>What the company needs from us</w:t>
+      </w:r>
+    </w:p>
+    <w:p>
+      <w:r>
+        <w:t>The corporate positioning engagement for Barrera Group opened on February 15, 2017. The company needs one clear account of what it does and why that matters, written so that it holds up with investors, customers, employees, and reporters, and adopted by its leadership as its own. By the end of the engagement we owe the company three things: an approved positioning platform, the core materials that carry it, and a plan for putting it into use.</w:t>
+      </w:r>
+    </w:p>
+    <w:p>
+      <w:r>
+        <w:t>Mary Frank, Director of Operations, is our contact at the company. She arranges our access to the leadership team and approves drafts on the company's behalf, and nothing we write goes to anyone else there until she has seen it.</w:t>
+      </w:r>
+    </w:p>
+    <w:p>
+      <w:pPr>
+        <w:pStyle w:val="Heading2"/>
+      </w:pPr>
+      <w:r>
+        <w:t>The work, in order</w:t>
+      </w:r>
+    </w:p>
+    <w:p>
+      <w:r>
+        <w:t>The work runs in four parts, taken roughly in this sequence, with the media and stakeholder lists kept current throughout:</w:t>
       </w:r>
     </w:p>
     <w:p>
@@ -34,7 +55,7 @@
         <w:pStyle w:val="ListBullet"/>
       </w:pPr>
       <w:r>
-        <w:t>Discovery. Daniel Valenzuela and Christopher Walton run the opening interviews, inside the company and with the outside voices that already hold a view of it, and bring back what we hear in a form the rest of us can use.</w:t>
+        <w:t>Part 1, listening and audit. Collect the company's current materials (website copy, press releases, investor presentations, recruiting pages) and its recent coverage, and hold confidential interviews with members of the leadership team. Output: a findings memo for Mary Frank.</w:t>
       </w:r>
     </w:p>
     <w:p>
@@ -42,7 +63,7 @@
         <w:pStyle w:val="ListBullet"/>
       </w:pPr>
       <w:r>
-        <w:t>Core messaging. Michelle Rose turns the discovery into a first set of written messages, kept small enough to hold and to repeat without drift.</w:t>
+        <w:t>Part 2, positioning platform. Draft the positioning statement and the message framework beneath it, then take both through review with the company until they are approved.</w:t>
       </w:r>
     </w:p>
     <w:p>
@@ -50,7 +71,7 @@
         <w:pStyle w:val="ListBullet"/>
       </w:pPr>
       <w:r>
-        <w:t>Sensitive language. Christopher Walton reviews anything bound for the press or the markets before it leaves the building, so the delicate lines are weighed twice.</w:t>
+        <w:t>Part 3, core materials. Turn the approved platform into a standard company description, talking points for executives, and a question and answer document for spokespeople.</w:t>
       </w:r>
     </w:p>
     <w:p>
@@ -58,7 +79,7 @@
         <w:pStyle w:val="ListBullet"/>
       </w:pPr>
       <w:r>
-        <w:t>Client coordination. Mary Frank is our point of contact at the company; approvals and scheduling on their side route through her, and we do not go around her.</w:t>
+        <w:t>Part 4, rollout plan. Recommend the order in which the new language reaches the website, press materials, and investor communications, and identify what has to change first.</w:t>
       </w:r>
     </w:p>
     <w:p>
@@ -66,7 +87,7 @@
         <w:pStyle w:val="ListBullet"/>
       </w:pPr>
       <w:r>
-        <w:t>Files and logistics. Lisa Flores stands up and keeps the engagement files and the correspondence record; Pamela Rojas holds the calendar and the meeting logistics.</w:t>
+        <w:t>Throughout, lists. Keep the company's media list current, with notes on which reporters have covered it and how each prefers to be approached, and keep a matching list of the investors and partners the rollout has to reach.</w:t>
       </w:r>
     </w:p>
     <w:p>
@@ -74,44 +95,216 @@
         <w:pStyle w:val="Heading2"/>
       </w:pPr>
       <w:r>
-        <w:t>First steps</w:t>
+        <w:t>Who does what</w:t>
       </w:r>
     </w:p>
+    <w:tbl>
+      <w:tblPr>
+        <w:tblStyle w:val="TableGrid"/>
+        <w:tblW w:type="auto" w:w="0"/>
+        <w:tblLook w:firstColumn="1" w:firstRow="1" w:lastColumn="0" w:lastRow="0" w:noHBand="0" w:noVBand="1" w:val="04A0"/>
+      </w:tblPr>
+      <w:tblGrid>
+        <w:gridCol w:w="4320"/>
+        <w:gridCol w:w="4320"/>
+      </w:tblGrid>
+      <w:tr>
+        <w:tc>
+          <w:tcPr>
+            <w:tcW w:type="dxa" w:w="4320"/>
+          </w:tcPr>
+          <w:p>
+            <w:r>
+              <w:rPr>
+                <w:b/>
+              </w:rPr>
+              <w:t>Name</w:t>
+            </w:r>
+          </w:p>
+        </w:tc>
+        <w:tc>
+          <w:tcPr>
+            <w:tcW w:type="dxa" w:w="4320"/>
+          </w:tcPr>
+          <w:p>
+            <w:r>
+              <w:rPr>
+                <w:b/>
+              </w:rPr>
+              <w:t>Role on this engagement</w:t>
+            </w:r>
+          </w:p>
+        </w:tc>
+      </w:tr>
+      <w:tr>
+        <w:tc>
+          <w:tcPr>
+            <w:tcW w:type="dxa" w:w="4320"/>
+          </w:tcPr>
+          <w:p>
+            <w:r>
+              <w:t>Julie Hill</w:t>
+            </w:r>
+          </w:p>
+        </w:tc>
+        <w:tc>
+          <w:tcPr>
+            <w:tcW w:type="dxa" w:w="4320"/>
+          </w:tcPr>
+          <w:p>
+            <w:r>
+              <w:t>Overall responsibility. Reviews the findings memo, the platform, and the core materials before each goes to the client.</w:t>
+            </w:r>
+          </w:p>
+        </w:tc>
+      </w:tr>
+      <w:tr>
+        <w:tc>
+          <w:tcPr>
+            <w:tcW w:type="dxa" w:w="4320"/>
+          </w:tcPr>
+          <w:p>
+            <w:r>
+              <w:t>Daniel Valenzuela</w:t>
+            </w:r>
+          </w:p>
+        </w:tc>
+        <w:tc>
+          <w:tcPr>
+            <w:tcW w:type="dxa" w:w="4320"/>
+          </w:tcPr>
+          <w:p>
+            <w:r>
+              <w:t>Day-to-day lead and client contact. Runs the interviews and drafts the platform.</w:t>
+            </w:r>
+          </w:p>
+        </w:tc>
+      </w:tr>
+      <w:tr>
+        <w:tc>
+          <w:tcPr>
+            <w:tcW w:type="dxa" w:w="4320"/>
+          </w:tcPr>
+          <w:p>
+            <w:r>
+              <w:t>Christopher Walton</w:t>
+            </w:r>
+          </w:p>
+        </w:tc>
+        <w:tc>
+          <w:tcPr>
+            <w:tcW w:type="dxa" w:w="4320"/>
+          </w:tcPr>
+          <w:p>
+            <w:r>
+              <w:t>Edits the platform and core materials for how they will read to a reporter. Last edit before Julie Hill's review.</w:t>
+            </w:r>
+          </w:p>
+        </w:tc>
+      </w:tr>
+      <w:tr>
+        <w:tc>
+          <w:tcPr>
+            <w:tcW w:type="dxa" w:w="4320"/>
+          </w:tcPr>
+          <w:p>
+            <w:r>
+              <w:t>Michelle Rose</w:t>
+            </w:r>
+          </w:p>
+        </w:tc>
+        <w:tc>
+          <w:tcPr>
+            <w:tcW w:type="dxa" w:w="4320"/>
+          </w:tcPr>
+          <w:p>
+            <w:r>
+              <w:t>Pulls the materials and coverage for the audit. Owns the media and stakeholder lists. Drafting support on the core materials.</w:t>
+            </w:r>
+          </w:p>
+        </w:tc>
+      </w:tr>
+      <w:tr>
+        <w:tc>
+          <w:tcPr>
+            <w:tcW w:type="dxa" w:w="4320"/>
+          </w:tcPr>
+          <w:p>
+            <w:r>
+              <w:t>Lisa Flores</w:t>
+            </w:r>
+          </w:p>
+        </w:tc>
+        <w:tc>
+          <w:tcPr>
+            <w:tcW w:type="dxa" w:w="4320"/>
+          </w:tcPr>
+          <w:p>
+            <w:r>
+              <w:t>Engagement paperwork, billing, and the calendar of client sessions.</w:t>
+            </w:r>
+          </w:p>
+        </w:tc>
+      </w:tr>
+      <w:tr>
+        <w:tc>
+          <w:tcPr>
+            <w:tcW w:type="dxa" w:w="4320"/>
+          </w:tcPr>
+          <w:p>
+            <w:r>
+              <w:t>Pamela Rojas</w:t>
+            </w:r>
+          </w:p>
+        </w:tc>
+        <w:tc>
+          <w:tcPr>
+            <w:tcW w:type="dxa" w:w="4320"/>
+          </w:tcPr>
+          <w:p>
+            <w:r>
+              <w:t>Engagement folder and filing. Room bookings and couriers for client sessions.</w:t>
+            </w:r>
+          </w:p>
+        </w:tc>
+      </w:tr>
+    </w:tbl>
     <w:p>
       <w:pPr>
-        <w:pStyle w:val="ListBullet"/>
+        <w:pStyle w:val="Heading2"/>
       </w:pPr>
       <w:r>
-        <w:t>1. Pamela Rojas books the kickoff call with Mary Frank this week and sends the invite to the team.</w:t>
-      </w:r>
-    </w:p>
-    <w:p>
-      <w:pPr>
-        <w:pStyle w:val="ListBullet"/>
-      </w:pPr>
-      <w:r>
-        <w:t>2. Daniel Valenzuela circulates the interview list for the company's sign-off before we approach anyone outside it.</w:t>
-      </w:r>
-    </w:p>
-    <w:p>
-      <w:pPr>
-        <w:pStyle w:val="ListBullet"/>
-      </w:pPr>
-      <w:r>
-        <w:t>3. Michelle Rose drafts the messaging outline from the kickoff conversation, so we have something concrete to react to.</w:t>
-      </w:r>
-    </w:p>
-    <w:p>
-      <w:pPr>
-        <w:pStyle w:val="ListBullet"/>
-      </w:pPr>
-      <w:r>
-        <w:t>4. Lisa Flores opens the engagement folder and the correspondence file, so nothing we produce lives only in an inbox.</w:t>
+        <w:t>Before the first interviews</w:t>
       </w:r>
     </w:p>
     <w:p>
       <w:r>
-        <w:t>The first thing that has to happen is the kickoff call, and the rest keys off the date Pamela Rojas sets. Send me anything you want raised there by the end of the week, and flag now anything you are unsure of, so we settle it before we sit down with the client.</w:t>
+        <w:t>1. Lisa Flores has the countersigned engagement letter on file. Lisa, please open the billing record and send the installment schedule to Mary Frank.</w:t>
+      </w:r>
+    </w:p>
+    <w:p>
+      <w:r>
+        <w:t>2. Pamela Rojas will set up the engagement folder on the shared drive. Every draft lives there with its version number in the file name, and nothing circulates as an attachment unless a copy is in the folder.</w:t>
+      </w:r>
+    </w:p>
+    <w:p>
+      <w:r>
+        <w:t>3. Michelle Rose will pull the company's current materials and recent coverage into the folder, so the audit starts from one set of documents.</w:t>
+      </w:r>
+    </w:p>
+    <w:p>
+      <w:r>
+        <w:t>4. I will send Mary Frank a proposed interview list and ask her to schedule the sessions on the company's side. Christopher Walton and Julie Hill, I would like each of you to sit in on at least one.</w:t>
+      </w:r>
+    </w:p>
+    <w:p>
+      <w:r>
+        <w:t>5. When the interviews are finished, I will draft the findings memo and circulate it here before anything goes to the client.</w:t>
+      </w:r>
+    </w:p>
+    <w:p>
+      <w:r>
+        <w:t>The interview list is the first item that has to move. Please send me any names you think belong on it by midweek, and I will send the list to Mary Frank as soon as I have them.</w:t>
       </w:r>
     </w:p>
     <w:sectPr>
